--- a/core/src/core/usecases/documents/builtin/blanks/invoice-vat.docx
+++ b/core/src/core/usecases/documents/builtin/blanks/invoice-vat.docx
@@ -15,7 +15,7 @@
           <w:b/>
           <w:sz w:val="28"/>
         </w:rPr>
-        <w:t>Счёт на оплату № {{number}} от {{date|long}}</w:t>
+        <w:t>Счет на оплату № {{number}} от {{date|long}}</w:t>
       </w:r>
     </w:p>
     <w:p>
@@ -27,7 +27,7 @@
           <w:rFonts w:ascii="Arial" w:hAnsi="Arial" w:cs="Arial" w:eastAsia="Arial"/>
           <w:b/>
           <w:sz w:val="20"/>
-          <w:color w:val="1E5B3C"/>
+          <w:color w:val="000000"/>
         </w:rPr>
         <w:t>ПОСТАВЩИК</w:t>
       </w:r>
@@ -396,7 +396,7 @@
           <w:rFonts w:ascii="Arial" w:hAnsi="Arial" w:cs="Arial" w:eastAsia="Arial"/>
           <w:b/>
           <w:sz w:val="20"/>
-          <w:color w:val="1E5B3C"/>
+          <w:color w:val="000000"/>
         </w:rPr>
         <w:t>ПОКУПАТЕЛЬ</w:t>
       </w:r>
@@ -621,7 +621,7 @@
           <w:rFonts w:ascii="Arial" w:hAnsi="Arial" w:cs="Arial" w:eastAsia="Arial"/>
           <w:b/>
           <w:sz w:val="20"/>
-          <w:color w:val="1E5B3C"/>
+          <w:color w:val="000000"/>
         </w:rPr>
         <w:t>ТОВАРЫ И УСЛУГИ</w:t>
       </w:r>
@@ -658,7 +658,7 @@
               <w:bottom w:val="single" w:sz="4" w:color="000000" w:space="0"/>
               <w:right w:val="single" w:sz="4" w:color="000000" w:space="0"/>
             </w:tcBorders>
-            <w:shd w:val="clear" w:color="auto" w:fill="1E5B3C"/>
+            <w:shd w:val="clear" w:color="auto" w:fill="D9D9D9"/>
             <w:vAlign w:val="top"/>
           </w:tcPr>
           <w:p>
@@ -668,7 +668,7 @@
             </w:pPr>
             <w:r>
               <w:rPr>
-                <w:color w:val="FFFFFF"/>
+                <w:color w:val="000000"/>
               </w:rPr>
             </w:r>
             <w:r>
@@ -690,7 +690,7 @@
               <w:bottom w:val="single" w:sz="4" w:color="000000" w:space="0"/>
               <w:right w:val="single" w:sz="4" w:color="000000" w:space="0"/>
             </w:tcBorders>
-            <w:shd w:val="clear" w:color="auto" w:fill="1E5B3C"/>
+            <w:shd w:val="clear" w:color="auto" w:fill="D9D9D9"/>
             <w:vAlign w:val="top"/>
           </w:tcPr>
           <w:p>
@@ -700,7 +700,7 @@
             </w:pPr>
             <w:r>
               <w:rPr>
-                <w:color w:val="FFFFFF"/>
+                <w:color w:val="000000"/>
               </w:rPr>
             </w:r>
             <w:r>
@@ -722,7 +722,7 @@
               <w:bottom w:val="single" w:sz="4" w:color="000000" w:space="0"/>
               <w:right w:val="single" w:sz="4" w:color="000000" w:space="0"/>
             </w:tcBorders>
-            <w:shd w:val="clear" w:color="auto" w:fill="1E5B3C"/>
+            <w:shd w:val="clear" w:color="auto" w:fill="D9D9D9"/>
             <w:vAlign w:val="top"/>
           </w:tcPr>
           <w:p>
@@ -732,7 +732,7 @@
             </w:pPr>
             <w:r>
               <w:rPr>
-                <w:color w:val="FFFFFF"/>
+                <w:color w:val="000000"/>
               </w:rPr>
             </w:r>
             <w:r>
@@ -754,7 +754,7 @@
               <w:bottom w:val="single" w:sz="4" w:color="000000" w:space="0"/>
               <w:right w:val="single" w:sz="4" w:color="000000" w:space="0"/>
             </w:tcBorders>
-            <w:shd w:val="clear" w:color="auto" w:fill="1E5B3C"/>
+            <w:shd w:val="clear" w:color="auto" w:fill="D9D9D9"/>
             <w:vAlign w:val="top"/>
           </w:tcPr>
           <w:p>
@@ -764,7 +764,7 @@
             </w:pPr>
             <w:r>
               <w:rPr>
-                <w:color w:val="FFFFFF"/>
+                <w:color w:val="000000"/>
               </w:rPr>
             </w:r>
             <w:r>
@@ -773,7 +773,7 @@
                 <w:b/>
                 <w:sz w:val="18"/>
               </w:rPr>
-              <w:t>Цена, ₽</w:t>
+              <w:t>Цена, руб.</w:t>
             </w:r>
           </w:p>
         </w:tc>
@@ -786,7 +786,7 @@
               <w:bottom w:val="single" w:sz="4" w:color="000000" w:space="0"/>
               <w:right w:val="single" w:sz="4" w:color="000000" w:space="0"/>
             </w:tcBorders>
-            <w:shd w:val="clear" w:color="auto" w:fill="1E5B3C"/>
+            <w:shd w:val="clear" w:color="auto" w:fill="D9D9D9"/>
             <w:vAlign w:val="top"/>
           </w:tcPr>
           <w:p>
@@ -796,7 +796,7 @@
             </w:pPr>
             <w:r>
               <w:rPr>
-                <w:color w:val="FFFFFF"/>
+                <w:color w:val="000000"/>
               </w:rPr>
             </w:r>
             <w:r>
@@ -805,7 +805,7 @@
                 <w:b/>
                 <w:sz w:val="18"/>
               </w:rPr>
-              <w:t>Сумма, ₽</w:t>
+              <w:t>Сумма, руб.</w:t>
             </w:r>
           </w:p>
         </w:tc>
@@ -1424,7 +1424,7 @@
         <w:ind w:left="1440" w:hanging="360"/>
       </w:pPr>
       <w:rPr>
-        <w:rFonts w:ascii="Symbol" w:hAnsi="Symbol" w:hint="default"/>
+        <w:rFonts w:ascii="Arial" w:hAnsi="Arial" w:hint="default" w:cs="Arial" w:eastAsia="Arial"/>
       </w:rPr>
     </w:lvl>
   </w:abstractNum>
@@ -1445,7 +1445,7 @@
         <w:ind w:left="1080" w:hanging="360"/>
       </w:pPr>
       <w:rPr>
-        <w:rFonts w:ascii="Symbol" w:hAnsi="Symbol" w:hint="default"/>
+        <w:rFonts w:ascii="Arial" w:hAnsi="Arial" w:hint="default" w:cs="Arial" w:eastAsia="Arial"/>
       </w:rPr>
     </w:lvl>
   </w:abstractNum>
@@ -1466,7 +1466,7 @@
         <w:ind w:left="720" w:hanging="360"/>
       </w:pPr>
       <w:rPr>
-        <w:rFonts w:ascii="Symbol" w:hAnsi="Symbol" w:hint="default"/>
+        <w:rFonts w:ascii="Arial" w:hAnsi="Arial" w:hint="default" w:cs="Arial" w:eastAsia="Arial"/>
       </w:rPr>
     </w:lvl>
   </w:abstractNum>
@@ -1505,7 +1505,7 @@
         <w:ind w:left="360" w:hanging="360"/>
       </w:pPr>
       <w:rPr>
-        <w:rFonts w:ascii="Symbol" w:hAnsi="Symbol" w:hint="default"/>
+        <w:rFonts w:ascii="Arial" w:hAnsi="Arial" w:hint="default" w:cs="Arial" w:eastAsia="Arial"/>
       </w:rPr>
     </w:lvl>
   </w:abstractNum>
@@ -1544,7 +1544,7 @@
   <w:docDefaults>
     <w:rPrDefault>
       <w:rPr>
-        <w:rFonts w:asciiTheme="minorHAnsi" w:eastAsiaTheme="minorEastAsia" w:hAnsiTheme="minorHAnsi" w:cstheme="minorBidi"/>
+        <w:rFonts w:ascii="Arial" w:hAnsi="Arial" w:cs="Arial" w:eastAsia="Arial"/>
         <w:sz w:val="22"/>
         <w:szCs w:val="22"/>
         <w:lang w:val="en-US" w:eastAsia="en-US" w:bidi="ar-SA"/>
@@ -1700,7 +1700,7 @@
     <w:qFormat/>
     <w:rsid w:val="00FC693F"/>
     <w:rPr>
-      <w:rFonts w:ascii="Arial" w:hAnsi="Arial" w:eastAsia="Arial"/>
+      <w:rFonts w:ascii="Arial" w:hAnsi="Arial" w:eastAsia="Arial" w:cs="Arial"/>
       <w:sz w:val="18"/>
     </w:rPr>
   </w:style>
@@ -1763,7 +1763,7 @@
       <w:outlineLvl w:val="0"/>
     </w:pPr>
     <w:rPr>
-      <w:rFonts w:asciiTheme="majorHAnsi" w:eastAsiaTheme="majorEastAsia" w:hAnsiTheme="majorHAnsi" w:cstheme="majorBidi"/>
+      <w:rFonts w:ascii="Arial" w:hAnsi="Arial" w:cs="Arial" w:eastAsia="Arial"/>
       <w:b/>
       <w:bCs/>
       <w:color w:val="365F91" w:themeColor="accent1" w:themeShade="BF"/>
@@ -1787,7 +1787,7 @@
       <w:outlineLvl w:val="1"/>
     </w:pPr>
     <w:rPr>
-      <w:rFonts w:asciiTheme="majorHAnsi" w:eastAsiaTheme="majorEastAsia" w:hAnsiTheme="majorHAnsi" w:cstheme="majorBidi"/>
+      <w:rFonts w:ascii="Arial" w:hAnsi="Arial" w:cs="Arial" w:eastAsia="Arial"/>
       <w:b/>
       <w:bCs/>
       <w:color w:val="4F81BD" w:themeColor="accent1"/>
@@ -1811,7 +1811,7 @@
       <w:outlineLvl w:val="2"/>
     </w:pPr>
     <w:rPr>
-      <w:rFonts w:asciiTheme="majorHAnsi" w:eastAsiaTheme="majorEastAsia" w:hAnsiTheme="majorHAnsi" w:cstheme="majorBidi"/>
+      <w:rFonts w:ascii="Arial" w:hAnsi="Arial" w:cs="Arial" w:eastAsia="Arial"/>
       <w:b/>
       <w:bCs/>
       <w:color w:val="4F81BD" w:themeColor="accent1"/>
@@ -1834,7 +1834,7 @@
       <w:outlineLvl w:val="3"/>
     </w:pPr>
     <w:rPr>
-      <w:rFonts w:asciiTheme="majorHAnsi" w:eastAsiaTheme="majorEastAsia" w:hAnsiTheme="majorHAnsi" w:cstheme="majorBidi"/>
+      <w:rFonts w:ascii="Arial" w:hAnsi="Arial" w:cs="Arial" w:eastAsia="Arial"/>
       <w:b/>
       <w:bCs/>
       <w:i/>
@@ -1859,7 +1859,7 @@
       <w:outlineLvl w:val="4"/>
     </w:pPr>
     <w:rPr>
-      <w:rFonts w:asciiTheme="majorHAnsi" w:eastAsiaTheme="majorEastAsia" w:hAnsiTheme="majorHAnsi" w:cstheme="majorBidi"/>
+      <w:rFonts w:ascii="Arial" w:hAnsi="Arial" w:cs="Arial" w:eastAsia="Arial"/>
       <w:color w:val="243F60" w:themeColor="accent1" w:themeShade="7F"/>
     </w:rPr>
   </w:style>
@@ -1880,7 +1880,7 @@
       <w:outlineLvl w:val="5"/>
     </w:pPr>
     <w:rPr>
-      <w:rFonts w:asciiTheme="majorHAnsi" w:eastAsiaTheme="majorEastAsia" w:hAnsiTheme="majorHAnsi" w:cstheme="majorBidi"/>
+      <w:rFonts w:ascii="Arial" w:hAnsi="Arial" w:cs="Arial" w:eastAsia="Arial"/>
       <w:i/>
       <w:iCs/>
       <w:color w:val="243F60" w:themeColor="accent1" w:themeShade="7F"/>
@@ -1903,7 +1903,7 @@
       <w:outlineLvl w:val="6"/>
     </w:pPr>
     <w:rPr>
-      <w:rFonts w:asciiTheme="majorHAnsi" w:eastAsiaTheme="majorEastAsia" w:hAnsiTheme="majorHAnsi" w:cstheme="majorBidi"/>
+      <w:rFonts w:ascii="Arial" w:hAnsi="Arial" w:cs="Arial" w:eastAsia="Arial"/>
       <w:i/>
       <w:iCs/>
       <w:color w:val="404040" w:themeColor="text1" w:themeTint="BF"/>
@@ -1926,7 +1926,7 @@
       <w:outlineLvl w:val="7"/>
     </w:pPr>
     <w:rPr>
-      <w:rFonts w:asciiTheme="majorHAnsi" w:eastAsiaTheme="majorEastAsia" w:hAnsiTheme="majorHAnsi" w:cstheme="majorBidi"/>
+      <w:rFonts w:ascii="Arial" w:hAnsi="Arial" w:cs="Arial" w:eastAsia="Arial"/>
       <w:color w:val="4F81BD" w:themeColor="accent1"/>
       <w:sz w:val="20"/>
       <w:szCs w:val="20"/>
@@ -1949,7 +1949,7 @@
       <w:outlineLvl w:val="8"/>
     </w:pPr>
     <w:rPr>
-      <w:rFonts w:asciiTheme="majorHAnsi" w:eastAsiaTheme="majorEastAsia" w:hAnsiTheme="majorHAnsi" w:cstheme="majorBidi"/>
+      <w:rFonts w:ascii="Arial" w:hAnsi="Arial" w:cs="Arial" w:eastAsia="Arial"/>
       <w:i/>
       <w:iCs/>
       <w:color w:val="404040" w:themeColor="text1" w:themeTint="BF"/>
@@ -2000,7 +2000,7 @@
     <w:uiPriority w:val="9"/>
     <w:rsid w:val="00FC693F"/>
     <w:rPr>
-      <w:rFonts w:asciiTheme="majorHAnsi" w:eastAsiaTheme="majorEastAsia" w:hAnsiTheme="majorHAnsi" w:cstheme="majorBidi"/>
+      <w:rFonts w:ascii="Arial" w:hAnsi="Arial" w:cs="Arial" w:eastAsia="Arial"/>
       <w:b/>
       <w:bCs/>
       <w:color w:val="365F91" w:themeColor="accent1" w:themeShade="BF"/>
@@ -2015,7 +2015,7 @@
     <w:uiPriority w:val="9"/>
     <w:rsid w:val="00FC693F"/>
     <w:rPr>
-      <w:rFonts w:asciiTheme="majorHAnsi" w:eastAsiaTheme="majorEastAsia" w:hAnsiTheme="majorHAnsi" w:cstheme="majorBidi"/>
+      <w:rFonts w:ascii="Arial" w:hAnsi="Arial" w:cs="Arial" w:eastAsia="Arial"/>
       <w:b/>
       <w:bCs/>
       <w:color w:val="4F81BD" w:themeColor="accent1"/>
@@ -2030,7 +2030,7 @@
     <w:uiPriority w:val="9"/>
     <w:rsid w:val="00FC693F"/>
     <w:rPr>
-      <w:rFonts w:asciiTheme="majorHAnsi" w:eastAsiaTheme="majorEastAsia" w:hAnsiTheme="majorHAnsi" w:cstheme="majorBidi"/>
+      <w:rFonts w:ascii="Arial" w:hAnsi="Arial" w:cs="Arial" w:eastAsia="Arial"/>
       <w:b/>
       <w:bCs/>
       <w:color w:val="4F81BD" w:themeColor="accent1"/>
@@ -2052,7 +2052,7 @@
       <w:contextualSpacing/>
     </w:pPr>
     <w:rPr>
-      <w:rFonts w:asciiTheme="majorHAnsi" w:eastAsiaTheme="majorEastAsia" w:hAnsiTheme="majorHAnsi" w:cstheme="majorBidi"/>
+      <w:rFonts w:ascii="Arial" w:hAnsi="Arial" w:cs="Arial" w:eastAsia="Arial"/>
       <w:color w:val="17365D" w:themeColor="text2" w:themeShade="BF"/>
       <w:spacing w:val="5"/>
       <w:kern w:val="28"/>
@@ -2067,7 +2067,7 @@
     <w:uiPriority w:val="10"/>
     <w:rsid w:val="00FC693F"/>
     <w:rPr>
-      <w:rFonts w:asciiTheme="majorHAnsi" w:eastAsiaTheme="majorEastAsia" w:hAnsiTheme="majorHAnsi" w:cstheme="majorBidi"/>
+      <w:rFonts w:ascii="Arial" w:hAnsi="Arial" w:cs="Arial" w:eastAsia="Arial"/>
       <w:color w:val="17365D" w:themeColor="text2" w:themeShade="BF"/>
       <w:spacing w:val="5"/>
       <w:kern w:val="28"/>
@@ -2089,7 +2089,7 @@
       </w:numPr>
     </w:pPr>
     <w:rPr>
-      <w:rFonts w:asciiTheme="majorHAnsi" w:eastAsiaTheme="majorEastAsia" w:hAnsiTheme="majorHAnsi" w:cstheme="majorBidi"/>
+      <w:rFonts w:ascii="Arial" w:hAnsi="Arial" w:cs="Arial" w:eastAsia="Arial"/>
       <w:i/>
       <w:iCs/>
       <w:color w:val="4F81BD" w:themeColor="accent1"/>
@@ -2105,7 +2105,7 @@
     <w:uiPriority w:val="11"/>
     <w:rsid w:val="00FC693F"/>
     <w:rPr>
-      <w:rFonts w:asciiTheme="majorHAnsi" w:eastAsiaTheme="majorEastAsia" w:hAnsiTheme="majorHAnsi" w:cstheme="majorBidi"/>
+      <w:rFonts w:ascii="Arial" w:hAnsi="Arial" w:cs="Arial" w:eastAsia="Arial"/>
       <w:i/>
       <w:iCs/>
       <w:color w:val="4F81BD" w:themeColor="accent1"/>
@@ -2352,7 +2352,7 @@
       </w:tabs>
     </w:pPr>
     <w:rPr>
-      <w:rFonts w:ascii="Courier" w:hAnsi="Courier"/>
+      <w:rFonts w:ascii="Arial" w:hAnsi="Arial" w:cs="Arial" w:eastAsia="Arial"/>
       <w:sz w:val="20"/>
       <w:szCs w:val="20"/>
     </w:rPr>
@@ -2364,7 +2364,7 @@
     <w:uiPriority w:val="99"/>
     <w:rsid w:val="0029639D"/>
     <w:rPr>
-      <w:rFonts w:ascii="Courier" w:hAnsi="Courier"/>
+      <w:rFonts w:ascii="Arial" w:hAnsi="Arial" w:cs="Arial" w:eastAsia="Arial"/>
       <w:sz w:val="20"/>
       <w:szCs w:val="20"/>
     </w:rPr>
@@ -2403,7 +2403,7 @@
     <w:semiHidden/>
     <w:rsid w:val="00FC693F"/>
     <w:rPr>
-      <w:rFonts w:asciiTheme="majorHAnsi" w:eastAsiaTheme="majorEastAsia" w:hAnsiTheme="majorHAnsi" w:cstheme="majorBidi"/>
+      <w:rFonts w:ascii="Arial" w:hAnsi="Arial" w:cs="Arial" w:eastAsia="Arial"/>
       <w:b/>
       <w:bCs/>
       <w:i/>
@@ -2419,7 +2419,7 @@
     <w:semiHidden/>
     <w:rsid w:val="00FC693F"/>
     <w:rPr>
-      <w:rFonts w:asciiTheme="majorHAnsi" w:eastAsiaTheme="majorEastAsia" w:hAnsiTheme="majorHAnsi" w:cstheme="majorBidi"/>
+      <w:rFonts w:ascii="Arial" w:hAnsi="Arial" w:cs="Arial" w:eastAsia="Arial"/>
       <w:color w:val="243F60" w:themeColor="accent1" w:themeShade="7F"/>
     </w:rPr>
   </w:style>
@@ -2431,7 +2431,7 @@
     <w:semiHidden/>
     <w:rsid w:val="00FC693F"/>
     <w:rPr>
-      <w:rFonts w:asciiTheme="majorHAnsi" w:eastAsiaTheme="majorEastAsia" w:hAnsiTheme="majorHAnsi" w:cstheme="majorBidi"/>
+      <w:rFonts w:ascii="Arial" w:hAnsi="Arial" w:cs="Arial" w:eastAsia="Arial"/>
       <w:i/>
       <w:iCs/>
       <w:color w:val="243F60" w:themeColor="accent1" w:themeShade="7F"/>
@@ -2445,7 +2445,7 @@
     <w:semiHidden/>
     <w:rsid w:val="00FC693F"/>
     <w:rPr>
-      <w:rFonts w:asciiTheme="majorHAnsi" w:eastAsiaTheme="majorEastAsia" w:hAnsiTheme="majorHAnsi" w:cstheme="majorBidi"/>
+      <w:rFonts w:ascii="Arial" w:hAnsi="Arial" w:cs="Arial" w:eastAsia="Arial"/>
       <w:i/>
       <w:iCs/>
       <w:color w:val="404040" w:themeColor="text1" w:themeTint="BF"/>
@@ -2459,7 +2459,7 @@
     <w:semiHidden/>
     <w:rsid w:val="00FC693F"/>
     <w:rPr>
-      <w:rFonts w:asciiTheme="majorHAnsi" w:eastAsiaTheme="majorEastAsia" w:hAnsiTheme="majorHAnsi" w:cstheme="majorBidi"/>
+      <w:rFonts w:ascii="Arial" w:hAnsi="Arial" w:cs="Arial" w:eastAsia="Arial"/>
       <w:color w:val="4F81BD" w:themeColor="accent1"/>
       <w:sz w:val="20"/>
       <w:szCs w:val="20"/>
@@ -2473,7 +2473,7 @@
     <w:semiHidden/>
     <w:rsid w:val="00FC693F"/>
     <w:rPr>
-      <w:rFonts w:asciiTheme="majorHAnsi" w:eastAsiaTheme="majorEastAsia" w:hAnsiTheme="majorHAnsi" w:cstheme="majorBidi"/>
+      <w:rFonts w:ascii="Arial" w:hAnsi="Arial" w:cs="Arial" w:eastAsia="Arial"/>
       <w:i/>
       <w:iCs/>
       <w:color w:val="404040" w:themeColor="text1" w:themeTint="BF"/>
@@ -4062,7 +4062,7 @@
         <w:spacing w:before="0" w:after="0" w:line="240" w:lineRule="auto"/>
       </w:pPr>
       <w:rPr>
-        <w:rFonts w:asciiTheme="majorHAnsi" w:eastAsiaTheme="majorEastAsia" w:hAnsiTheme="majorHAnsi" w:cstheme="majorBidi"/>
+        <w:rFonts w:ascii="Arial" w:hAnsi="Arial" w:cs="Arial" w:eastAsia="Arial"/>
         <w:b/>
         <w:bCs/>
       </w:rPr>
@@ -4083,7 +4083,7 @@
         <w:spacing w:before="0" w:after="0" w:line="240" w:lineRule="auto"/>
       </w:pPr>
       <w:rPr>
-        <w:rFonts w:asciiTheme="majorHAnsi" w:eastAsiaTheme="majorEastAsia" w:hAnsiTheme="majorHAnsi" w:cstheme="majorBidi"/>
+        <w:rFonts w:ascii="Arial" w:hAnsi="Arial" w:cs="Arial" w:eastAsia="Arial"/>
         <w:b/>
         <w:bCs/>
       </w:rPr>
@@ -4101,14 +4101,14 @@
     </w:tblStylePr>
     <w:tblStylePr w:type="firstCol">
       <w:rPr>
-        <w:rFonts w:asciiTheme="majorHAnsi" w:eastAsiaTheme="majorEastAsia" w:hAnsiTheme="majorHAnsi" w:cstheme="majorBidi"/>
+        <w:rFonts w:ascii="Arial" w:hAnsi="Arial" w:cs="Arial" w:eastAsia="Arial"/>
         <w:b/>
         <w:bCs/>
       </w:rPr>
     </w:tblStylePr>
     <w:tblStylePr w:type="lastCol">
       <w:rPr>
-        <w:rFonts w:asciiTheme="majorHAnsi" w:eastAsiaTheme="majorEastAsia" w:hAnsiTheme="majorHAnsi" w:cstheme="majorBidi"/>
+        <w:rFonts w:ascii="Arial" w:hAnsi="Arial" w:cs="Arial" w:eastAsia="Arial"/>
         <w:b/>
         <w:bCs/>
       </w:rPr>
@@ -4192,7 +4192,7 @@
         <w:spacing w:before="0" w:after="0" w:line="240" w:lineRule="auto"/>
       </w:pPr>
       <w:rPr>
-        <w:rFonts w:asciiTheme="majorHAnsi" w:eastAsiaTheme="majorEastAsia" w:hAnsiTheme="majorHAnsi" w:cstheme="majorBidi"/>
+        <w:rFonts w:ascii="Arial" w:hAnsi="Arial" w:cs="Arial" w:eastAsia="Arial"/>
         <w:b/>
         <w:bCs/>
       </w:rPr>
@@ -4213,7 +4213,7 @@
         <w:spacing w:before="0" w:after="0" w:line="240" w:lineRule="auto"/>
       </w:pPr>
       <w:rPr>
-        <w:rFonts w:asciiTheme="majorHAnsi" w:eastAsiaTheme="majorEastAsia" w:hAnsiTheme="majorHAnsi" w:cstheme="majorBidi"/>
+        <w:rFonts w:ascii="Arial" w:hAnsi="Arial" w:cs="Arial" w:eastAsia="Arial"/>
         <w:b/>
         <w:bCs/>
       </w:rPr>
@@ -4231,14 +4231,14 @@
     </w:tblStylePr>
     <w:tblStylePr w:type="firstCol">
       <w:rPr>
-        <w:rFonts w:asciiTheme="majorHAnsi" w:eastAsiaTheme="majorEastAsia" w:hAnsiTheme="majorHAnsi" w:cstheme="majorBidi"/>
+        <w:rFonts w:ascii="Arial" w:hAnsi="Arial" w:cs="Arial" w:eastAsia="Arial"/>
         <w:b/>
         <w:bCs/>
       </w:rPr>
     </w:tblStylePr>
     <w:tblStylePr w:type="lastCol">
       <w:rPr>
-        <w:rFonts w:asciiTheme="majorHAnsi" w:eastAsiaTheme="majorEastAsia" w:hAnsiTheme="majorHAnsi" w:cstheme="majorBidi"/>
+        <w:rFonts w:ascii="Arial" w:hAnsi="Arial" w:cs="Arial" w:eastAsia="Arial"/>
         <w:b/>
         <w:bCs/>
       </w:rPr>
@@ -4322,7 +4322,7 @@
         <w:spacing w:before="0" w:after="0" w:line="240" w:lineRule="auto"/>
       </w:pPr>
       <w:rPr>
-        <w:rFonts w:asciiTheme="majorHAnsi" w:eastAsiaTheme="majorEastAsia" w:hAnsiTheme="majorHAnsi" w:cstheme="majorBidi"/>
+        <w:rFonts w:ascii="Arial" w:hAnsi="Arial" w:cs="Arial" w:eastAsia="Arial"/>
         <w:b/>
         <w:bCs/>
       </w:rPr>
@@ -4343,7 +4343,7 @@
         <w:spacing w:before="0" w:after="0" w:line="240" w:lineRule="auto"/>
       </w:pPr>
       <w:rPr>
-        <w:rFonts w:asciiTheme="majorHAnsi" w:eastAsiaTheme="majorEastAsia" w:hAnsiTheme="majorHAnsi" w:cstheme="majorBidi"/>
+        <w:rFonts w:ascii="Arial" w:hAnsi="Arial" w:cs="Arial" w:eastAsia="Arial"/>
         <w:b/>
         <w:bCs/>
       </w:rPr>
@@ -4361,14 +4361,14 @@
     </w:tblStylePr>
     <w:tblStylePr w:type="firstCol">
       <w:rPr>
-        <w:rFonts w:asciiTheme="majorHAnsi" w:eastAsiaTheme="majorEastAsia" w:hAnsiTheme="majorHAnsi" w:cstheme="majorBidi"/>
+        <w:rFonts w:ascii="Arial" w:hAnsi="Arial" w:cs="Arial" w:eastAsia="Arial"/>
         <w:b/>
         <w:bCs/>
       </w:rPr>
     </w:tblStylePr>
     <w:tblStylePr w:type="lastCol">
       <w:rPr>
-        <w:rFonts w:asciiTheme="majorHAnsi" w:eastAsiaTheme="majorEastAsia" w:hAnsiTheme="majorHAnsi" w:cstheme="majorBidi"/>
+        <w:rFonts w:ascii="Arial" w:hAnsi="Arial" w:cs="Arial" w:eastAsia="Arial"/>
         <w:b/>
         <w:bCs/>
       </w:rPr>
@@ -4452,7 +4452,7 @@
         <w:spacing w:before="0" w:after="0" w:line="240" w:lineRule="auto"/>
       </w:pPr>
       <w:rPr>
-        <w:rFonts w:asciiTheme="majorHAnsi" w:eastAsiaTheme="majorEastAsia" w:hAnsiTheme="majorHAnsi" w:cstheme="majorBidi"/>
+        <w:rFonts w:ascii="Arial" w:hAnsi="Arial" w:cs="Arial" w:eastAsia="Arial"/>
         <w:b/>
         <w:bCs/>
       </w:rPr>
@@ -4473,7 +4473,7 @@
         <w:spacing w:before="0" w:after="0" w:line="240" w:lineRule="auto"/>
       </w:pPr>
       <w:rPr>
-        <w:rFonts w:asciiTheme="majorHAnsi" w:eastAsiaTheme="majorEastAsia" w:hAnsiTheme="majorHAnsi" w:cstheme="majorBidi"/>
+        <w:rFonts w:ascii="Arial" w:hAnsi="Arial" w:cs="Arial" w:eastAsia="Arial"/>
         <w:b/>
         <w:bCs/>
       </w:rPr>
@@ -4491,14 +4491,14 @@
     </w:tblStylePr>
     <w:tblStylePr w:type="firstCol">
       <w:rPr>
-        <w:rFonts w:asciiTheme="majorHAnsi" w:eastAsiaTheme="majorEastAsia" w:hAnsiTheme="majorHAnsi" w:cstheme="majorBidi"/>
+        <w:rFonts w:ascii="Arial" w:hAnsi="Arial" w:cs="Arial" w:eastAsia="Arial"/>
         <w:b/>
         <w:bCs/>
       </w:rPr>
     </w:tblStylePr>
     <w:tblStylePr w:type="lastCol">
       <w:rPr>
-        <w:rFonts w:asciiTheme="majorHAnsi" w:eastAsiaTheme="majorEastAsia" w:hAnsiTheme="majorHAnsi" w:cstheme="majorBidi"/>
+        <w:rFonts w:ascii="Arial" w:hAnsi="Arial" w:cs="Arial" w:eastAsia="Arial"/>
         <w:b/>
         <w:bCs/>
       </w:rPr>
@@ -4582,7 +4582,7 @@
         <w:spacing w:before="0" w:after="0" w:line="240" w:lineRule="auto"/>
       </w:pPr>
       <w:rPr>
-        <w:rFonts w:asciiTheme="majorHAnsi" w:eastAsiaTheme="majorEastAsia" w:hAnsiTheme="majorHAnsi" w:cstheme="majorBidi"/>
+        <w:rFonts w:ascii="Arial" w:hAnsi="Arial" w:cs="Arial" w:eastAsia="Arial"/>
         <w:b/>
         <w:bCs/>
       </w:rPr>
@@ -4603,7 +4603,7 @@
         <w:spacing w:before="0" w:after="0" w:line="240" w:lineRule="auto"/>
       </w:pPr>
       <w:rPr>
-        <w:rFonts w:asciiTheme="majorHAnsi" w:eastAsiaTheme="majorEastAsia" w:hAnsiTheme="majorHAnsi" w:cstheme="majorBidi"/>
+        <w:rFonts w:ascii="Arial" w:hAnsi="Arial" w:cs="Arial" w:eastAsia="Arial"/>
         <w:b/>
         <w:bCs/>
       </w:rPr>
@@ -4621,14 +4621,14 @@
     </w:tblStylePr>
     <w:tblStylePr w:type="firstCol">
       <w:rPr>
-        <w:rFonts w:asciiTheme="majorHAnsi" w:eastAsiaTheme="majorEastAsia" w:hAnsiTheme="majorHAnsi" w:cstheme="majorBidi"/>
+        <w:rFonts w:ascii="Arial" w:hAnsi="Arial" w:cs="Arial" w:eastAsia="Arial"/>
         <w:b/>
         <w:bCs/>
       </w:rPr>
     </w:tblStylePr>
     <w:tblStylePr w:type="lastCol">
       <w:rPr>
-        <w:rFonts w:asciiTheme="majorHAnsi" w:eastAsiaTheme="majorEastAsia" w:hAnsiTheme="majorHAnsi" w:cstheme="majorBidi"/>
+        <w:rFonts w:ascii="Arial" w:hAnsi="Arial" w:cs="Arial" w:eastAsia="Arial"/>
         <w:b/>
         <w:bCs/>
       </w:rPr>
@@ -4712,7 +4712,7 @@
         <w:spacing w:before="0" w:after="0" w:line="240" w:lineRule="auto"/>
       </w:pPr>
       <w:rPr>
-        <w:rFonts w:asciiTheme="majorHAnsi" w:eastAsiaTheme="majorEastAsia" w:hAnsiTheme="majorHAnsi" w:cstheme="majorBidi"/>
+        <w:rFonts w:ascii="Arial" w:hAnsi="Arial" w:cs="Arial" w:eastAsia="Arial"/>
         <w:b/>
         <w:bCs/>
       </w:rPr>
@@ -4733,7 +4733,7 @@
         <w:spacing w:before="0" w:after="0" w:line="240" w:lineRule="auto"/>
       </w:pPr>
       <w:rPr>
-        <w:rFonts w:asciiTheme="majorHAnsi" w:eastAsiaTheme="majorEastAsia" w:hAnsiTheme="majorHAnsi" w:cstheme="majorBidi"/>
+        <w:rFonts w:ascii="Arial" w:hAnsi="Arial" w:cs="Arial" w:eastAsia="Arial"/>
         <w:b/>
         <w:bCs/>
       </w:rPr>
@@ -4751,14 +4751,14 @@
     </w:tblStylePr>
     <w:tblStylePr w:type="firstCol">
       <w:rPr>
-        <w:rFonts w:asciiTheme="majorHAnsi" w:eastAsiaTheme="majorEastAsia" w:hAnsiTheme="majorHAnsi" w:cstheme="majorBidi"/>
+        <w:rFonts w:ascii="Arial" w:hAnsi="Arial" w:cs="Arial" w:eastAsia="Arial"/>
         <w:b/>
         <w:bCs/>
       </w:rPr>
     </w:tblStylePr>
     <w:tblStylePr w:type="lastCol">
       <w:rPr>
-        <w:rFonts w:asciiTheme="majorHAnsi" w:eastAsiaTheme="majorEastAsia" w:hAnsiTheme="majorHAnsi" w:cstheme="majorBidi"/>
+        <w:rFonts w:ascii="Arial" w:hAnsi="Arial" w:cs="Arial" w:eastAsia="Arial"/>
         <w:b/>
         <w:bCs/>
       </w:rPr>
@@ -4842,7 +4842,7 @@
         <w:spacing w:before="0" w:after="0" w:line="240" w:lineRule="auto"/>
       </w:pPr>
       <w:rPr>
-        <w:rFonts w:asciiTheme="majorHAnsi" w:eastAsiaTheme="majorEastAsia" w:hAnsiTheme="majorHAnsi" w:cstheme="majorBidi"/>
+        <w:rFonts w:ascii="Arial" w:hAnsi="Arial" w:cs="Arial" w:eastAsia="Arial"/>
         <w:b/>
         <w:bCs/>
       </w:rPr>
@@ -4863,7 +4863,7 @@
         <w:spacing w:before="0" w:after="0" w:line="240" w:lineRule="auto"/>
       </w:pPr>
       <w:rPr>
-        <w:rFonts w:asciiTheme="majorHAnsi" w:eastAsiaTheme="majorEastAsia" w:hAnsiTheme="majorHAnsi" w:cstheme="majorBidi"/>
+        <w:rFonts w:ascii="Arial" w:hAnsi="Arial" w:cs="Arial" w:eastAsia="Arial"/>
         <w:b/>
         <w:bCs/>
       </w:rPr>
@@ -4881,14 +4881,14 @@
     </w:tblStylePr>
     <w:tblStylePr w:type="firstCol">
       <w:rPr>
-        <w:rFonts w:asciiTheme="majorHAnsi" w:eastAsiaTheme="majorEastAsia" w:hAnsiTheme="majorHAnsi" w:cstheme="majorBidi"/>
+        <w:rFonts w:ascii="Arial" w:hAnsi="Arial" w:cs="Arial" w:eastAsia="Arial"/>
         <w:b/>
         <w:bCs/>
       </w:rPr>
     </w:tblStylePr>
     <w:tblStylePr w:type="lastCol">
       <w:rPr>
-        <w:rFonts w:asciiTheme="majorHAnsi" w:eastAsiaTheme="majorEastAsia" w:hAnsiTheme="majorHAnsi" w:cstheme="majorBidi"/>
+        <w:rFonts w:ascii="Arial" w:hAnsi="Arial" w:cs="Arial" w:eastAsia="Arial"/>
         <w:b/>
         <w:bCs/>
       </w:rPr>
@@ -6753,7 +6753,7 @@
     </w:tblPr>
     <w:tblStylePr w:type="firstRow">
       <w:rPr>
-        <w:rFonts w:asciiTheme="majorHAnsi" w:eastAsiaTheme="majorEastAsia" w:hAnsiTheme="majorHAnsi" w:cstheme="majorBidi"/>
+        <w:rFonts w:ascii="Arial" w:hAnsi="Arial" w:cs="Arial" w:eastAsia="Arial"/>
       </w:rPr>
       <w:tblPr/>
       <w:tcPr>
@@ -6837,7 +6837,7 @@
     </w:tblPr>
     <w:tblStylePr w:type="firstRow">
       <w:rPr>
-        <w:rFonts w:asciiTheme="majorHAnsi" w:eastAsiaTheme="majorEastAsia" w:hAnsiTheme="majorHAnsi" w:cstheme="majorBidi"/>
+        <w:rFonts w:ascii="Arial" w:hAnsi="Arial" w:cs="Arial" w:eastAsia="Arial"/>
       </w:rPr>
       <w:tblPr/>
       <w:tcPr>
@@ -6921,7 +6921,7 @@
     </w:tblPr>
     <w:tblStylePr w:type="firstRow">
       <w:rPr>
-        <w:rFonts w:asciiTheme="majorHAnsi" w:eastAsiaTheme="majorEastAsia" w:hAnsiTheme="majorHAnsi" w:cstheme="majorBidi"/>
+        <w:rFonts w:ascii="Arial" w:hAnsi="Arial" w:cs="Arial" w:eastAsia="Arial"/>
       </w:rPr>
       <w:tblPr/>
       <w:tcPr>
@@ -7005,7 +7005,7 @@
     </w:tblPr>
     <w:tblStylePr w:type="firstRow">
       <w:rPr>
-        <w:rFonts w:asciiTheme="majorHAnsi" w:eastAsiaTheme="majorEastAsia" w:hAnsiTheme="majorHAnsi" w:cstheme="majorBidi"/>
+        <w:rFonts w:ascii="Arial" w:hAnsi="Arial" w:cs="Arial" w:eastAsia="Arial"/>
       </w:rPr>
       <w:tblPr/>
       <w:tcPr>
@@ -7089,7 +7089,7 @@
     </w:tblPr>
     <w:tblStylePr w:type="firstRow">
       <w:rPr>
-        <w:rFonts w:asciiTheme="majorHAnsi" w:eastAsiaTheme="majorEastAsia" w:hAnsiTheme="majorHAnsi" w:cstheme="majorBidi"/>
+        <w:rFonts w:ascii="Arial" w:hAnsi="Arial" w:cs="Arial" w:eastAsia="Arial"/>
       </w:rPr>
       <w:tblPr/>
       <w:tcPr>
@@ -7173,7 +7173,7 @@
     </w:tblPr>
     <w:tblStylePr w:type="firstRow">
       <w:rPr>
-        <w:rFonts w:asciiTheme="majorHAnsi" w:eastAsiaTheme="majorEastAsia" w:hAnsiTheme="majorHAnsi" w:cstheme="majorBidi"/>
+        <w:rFonts w:ascii="Arial" w:hAnsi="Arial" w:cs="Arial" w:eastAsia="Arial"/>
       </w:rPr>
       <w:tblPr/>
       <w:tcPr>
@@ -7257,7 +7257,7 @@
     </w:tblPr>
     <w:tblStylePr w:type="firstRow">
       <w:rPr>
-        <w:rFonts w:asciiTheme="majorHAnsi" w:eastAsiaTheme="majorEastAsia" w:hAnsiTheme="majorHAnsi" w:cstheme="majorBidi"/>
+        <w:rFonts w:ascii="Arial" w:hAnsi="Arial" w:cs="Arial" w:eastAsia="Arial"/>
       </w:rPr>
       <w:tblPr/>
       <w:tcPr>
@@ -7322,7 +7322,7 @@
       <w:spacing w:after="0" w:line="240" w:lineRule="auto"/>
     </w:pPr>
     <w:rPr>
-      <w:rFonts w:asciiTheme="majorHAnsi" w:eastAsiaTheme="majorEastAsia" w:hAnsiTheme="majorHAnsi" w:cstheme="majorBidi"/>
+      <w:rFonts w:ascii="Arial" w:hAnsi="Arial" w:cs="Arial" w:eastAsia="Arial"/>
       <w:color w:val="000000" w:themeColor="text1"/>
     </w:rPr>
     <w:tblPr>
@@ -7450,7 +7450,7 @@
       <w:spacing w:after="0" w:line="240" w:lineRule="auto"/>
     </w:pPr>
     <w:rPr>
-      <w:rFonts w:asciiTheme="majorHAnsi" w:eastAsiaTheme="majorEastAsia" w:hAnsiTheme="majorHAnsi" w:cstheme="majorBidi"/>
+      <w:rFonts w:ascii="Arial" w:hAnsi="Arial" w:cs="Arial" w:eastAsia="Arial"/>
       <w:color w:val="000000" w:themeColor="text1"/>
     </w:rPr>
     <w:tblPr>
@@ -7578,7 +7578,7 @@
       <w:spacing w:after="0" w:line="240" w:lineRule="auto"/>
     </w:pPr>
     <w:rPr>
-      <w:rFonts w:asciiTheme="majorHAnsi" w:eastAsiaTheme="majorEastAsia" w:hAnsiTheme="majorHAnsi" w:cstheme="majorBidi"/>
+      <w:rFonts w:ascii="Arial" w:hAnsi="Arial" w:cs="Arial" w:eastAsia="Arial"/>
       <w:color w:val="000000" w:themeColor="text1"/>
     </w:rPr>
     <w:tblPr>
@@ -7706,7 +7706,7 @@
       <w:spacing w:after="0" w:line="240" w:lineRule="auto"/>
     </w:pPr>
     <w:rPr>
-      <w:rFonts w:asciiTheme="majorHAnsi" w:eastAsiaTheme="majorEastAsia" w:hAnsiTheme="majorHAnsi" w:cstheme="majorBidi"/>
+      <w:rFonts w:ascii="Arial" w:hAnsi="Arial" w:cs="Arial" w:eastAsia="Arial"/>
       <w:color w:val="000000" w:themeColor="text1"/>
     </w:rPr>
     <w:tblPr>
@@ -7834,7 +7834,7 @@
       <w:spacing w:after="0" w:line="240" w:lineRule="auto"/>
     </w:pPr>
     <w:rPr>
-      <w:rFonts w:asciiTheme="majorHAnsi" w:eastAsiaTheme="majorEastAsia" w:hAnsiTheme="majorHAnsi" w:cstheme="majorBidi"/>
+      <w:rFonts w:ascii="Arial" w:hAnsi="Arial" w:cs="Arial" w:eastAsia="Arial"/>
       <w:color w:val="000000" w:themeColor="text1"/>
     </w:rPr>
     <w:tblPr>
@@ -7962,7 +7962,7 @@
       <w:spacing w:after="0" w:line="240" w:lineRule="auto"/>
     </w:pPr>
     <w:rPr>
-      <w:rFonts w:asciiTheme="majorHAnsi" w:eastAsiaTheme="majorEastAsia" w:hAnsiTheme="majorHAnsi" w:cstheme="majorBidi"/>
+      <w:rFonts w:ascii="Arial" w:hAnsi="Arial" w:cs="Arial" w:eastAsia="Arial"/>
       <w:color w:val="000000" w:themeColor="text1"/>
     </w:rPr>
     <w:tblPr>
@@ -8090,7 +8090,7 @@
       <w:spacing w:after="0" w:line="240" w:lineRule="auto"/>
     </w:pPr>
     <w:rPr>
-      <w:rFonts w:asciiTheme="majorHAnsi" w:eastAsiaTheme="majorEastAsia" w:hAnsiTheme="majorHAnsi" w:cstheme="majorBidi"/>
+      <w:rFonts w:ascii="Arial" w:hAnsi="Arial" w:cs="Arial" w:eastAsia="Arial"/>
       <w:color w:val="000000" w:themeColor="text1"/>
     </w:rPr>
     <w:tblPr>
@@ -8729,7 +8729,7 @@
       <w:spacing w:after="0" w:line="240" w:lineRule="auto"/>
     </w:pPr>
     <w:rPr>
-      <w:rFonts w:asciiTheme="majorHAnsi" w:eastAsiaTheme="majorEastAsia" w:hAnsiTheme="majorHAnsi" w:cstheme="majorBidi"/>
+      <w:rFonts w:ascii="Arial" w:hAnsi="Arial" w:cs="Arial" w:eastAsia="Arial"/>
       <w:color w:val="000000" w:themeColor="text1"/>
     </w:rPr>
     <w:tblPr>
@@ -8854,7 +8854,7 @@
       <w:spacing w:after="0" w:line="240" w:lineRule="auto"/>
     </w:pPr>
     <w:rPr>
-      <w:rFonts w:asciiTheme="majorHAnsi" w:eastAsiaTheme="majorEastAsia" w:hAnsiTheme="majorHAnsi" w:cstheme="majorBidi"/>
+      <w:rFonts w:ascii="Arial" w:hAnsi="Arial" w:cs="Arial" w:eastAsia="Arial"/>
       <w:color w:val="000000" w:themeColor="text1"/>
     </w:rPr>
     <w:tblPr>
@@ -8979,7 +8979,7 @@
       <w:spacing w:after="0" w:line="240" w:lineRule="auto"/>
     </w:pPr>
     <w:rPr>
-      <w:rFonts w:asciiTheme="majorHAnsi" w:eastAsiaTheme="majorEastAsia" w:hAnsiTheme="majorHAnsi" w:cstheme="majorBidi"/>
+      <w:rFonts w:ascii="Arial" w:hAnsi="Arial" w:cs="Arial" w:eastAsia="Arial"/>
       <w:color w:val="000000" w:themeColor="text1"/>
     </w:rPr>
     <w:tblPr>
@@ -9104,7 +9104,7 @@
       <w:spacing w:after="0" w:line="240" w:lineRule="auto"/>
     </w:pPr>
     <w:rPr>
-      <w:rFonts w:asciiTheme="majorHAnsi" w:eastAsiaTheme="majorEastAsia" w:hAnsiTheme="majorHAnsi" w:cstheme="majorBidi"/>
+      <w:rFonts w:ascii="Arial" w:hAnsi="Arial" w:cs="Arial" w:eastAsia="Arial"/>
       <w:color w:val="000000" w:themeColor="text1"/>
     </w:rPr>
     <w:tblPr>
@@ -9229,7 +9229,7 @@
       <w:spacing w:after="0" w:line="240" w:lineRule="auto"/>
     </w:pPr>
     <w:rPr>
-      <w:rFonts w:asciiTheme="majorHAnsi" w:eastAsiaTheme="majorEastAsia" w:hAnsiTheme="majorHAnsi" w:cstheme="majorBidi"/>
+      <w:rFonts w:ascii="Arial" w:hAnsi="Arial" w:cs="Arial" w:eastAsia="Arial"/>
       <w:color w:val="000000" w:themeColor="text1"/>
     </w:rPr>
     <w:tblPr>
@@ -9354,7 +9354,7 @@
       <w:spacing w:after="0" w:line="240" w:lineRule="auto"/>
     </w:pPr>
     <w:rPr>
-      <w:rFonts w:asciiTheme="majorHAnsi" w:eastAsiaTheme="majorEastAsia" w:hAnsiTheme="majorHAnsi" w:cstheme="majorBidi"/>
+      <w:rFonts w:ascii="Arial" w:hAnsi="Arial" w:cs="Arial" w:eastAsia="Arial"/>
       <w:color w:val="000000" w:themeColor="text1"/>
     </w:rPr>
     <w:tblPr>
@@ -9479,7 +9479,7 @@
       <w:spacing w:after="0" w:line="240" w:lineRule="auto"/>
     </w:pPr>
     <w:rPr>
-      <w:rFonts w:asciiTheme="majorHAnsi" w:eastAsiaTheme="majorEastAsia" w:hAnsiTheme="majorHAnsi" w:cstheme="majorBidi"/>
+      <w:rFonts w:ascii="Arial" w:hAnsi="Arial" w:cs="Arial" w:eastAsia="Arial"/>
       <w:color w:val="000000" w:themeColor="text1"/>
     </w:rPr>
     <w:tblPr>
@@ -13394,7 +13394,7 @@
   <w:docDefaults>
     <w:rPrDefault>
       <w:rPr>
-        <w:rFonts w:asciiTheme="minorHAnsi" w:eastAsiaTheme="minorEastAsia" w:hAnsiTheme="minorHAnsi" w:cstheme="minorBidi"/>
+        <w:rFonts w:ascii="Arial" w:hAnsi="Arial" w:cs="Arial" w:eastAsia="Arial"/>
         <w:sz w:val="22"/>
         <w:szCs w:val="22"/>
         <w:lang w:val="en-US" w:eastAsia="en-US" w:bidi="ar-SA"/>
@@ -13565,7 +13565,7 @@
       <w:outlineLvl w:val="0"/>
     </w:pPr>
     <w:rPr>
-      <w:rFonts w:asciiTheme="majorHAnsi" w:eastAsiaTheme="majorEastAsia" w:hAnsiTheme="majorHAnsi" w:cstheme="majorBidi"/>
+      <w:rFonts w:ascii="Arial" w:hAnsi="Arial" w:cs="Arial" w:eastAsia="Arial"/>
       <w:b/>
       <w:bCs/>
       <w:color w:val="365F91" w:themeColor="accent1" w:themeShade="BF"/>
@@ -13589,7 +13589,7 @@
       <w:outlineLvl w:val="1"/>
     </w:pPr>
     <w:rPr>
-      <w:rFonts w:asciiTheme="majorHAnsi" w:eastAsiaTheme="majorEastAsia" w:hAnsiTheme="majorHAnsi" w:cstheme="majorBidi"/>
+      <w:rFonts w:ascii="Arial" w:hAnsi="Arial" w:cs="Arial" w:eastAsia="Arial"/>
       <w:b/>
       <w:bCs/>
       <w:color w:val="4F81BD" w:themeColor="accent1"/>
@@ -13613,7 +13613,7 @@
       <w:outlineLvl w:val="2"/>
     </w:pPr>
     <w:rPr>
-      <w:rFonts w:asciiTheme="majorHAnsi" w:eastAsiaTheme="majorEastAsia" w:hAnsiTheme="majorHAnsi" w:cstheme="majorBidi"/>
+      <w:rFonts w:ascii="Arial" w:hAnsi="Arial" w:cs="Arial" w:eastAsia="Arial"/>
       <w:b/>
       <w:bCs/>
       <w:color w:val="4F81BD" w:themeColor="accent1"/>
@@ -13636,7 +13636,7 @@
       <w:outlineLvl w:val="3"/>
     </w:pPr>
     <w:rPr>
-      <w:rFonts w:asciiTheme="majorHAnsi" w:eastAsiaTheme="majorEastAsia" w:hAnsiTheme="majorHAnsi" w:cstheme="majorBidi"/>
+      <w:rFonts w:ascii="Arial" w:hAnsi="Arial" w:cs="Arial" w:eastAsia="Arial"/>
       <w:b/>
       <w:bCs/>
       <w:i/>
@@ -13661,7 +13661,7 @@
       <w:outlineLvl w:val="4"/>
     </w:pPr>
     <w:rPr>
-      <w:rFonts w:asciiTheme="majorHAnsi" w:eastAsiaTheme="majorEastAsia" w:hAnsiTheme="majorHAnsi" w:cstheme="majorBidi"/>
+      <w:rFonts w:ascii="Arial" w:hAnsi="Arial" w:cs="Arial" w:eastAsia="Arial"/>
       <w:color w:val="243F60" w:themeColor="accent1" w:themeShade="7F"/>
     </w:rPr>
   </w:style>
@@ -13682,7 +13682,7 @@
       <w:outlineLvl w:val="5"/>
     </w:pPr>
     <w:rPr>
-      <w:rFonts w:asciiTheme="majorHAnsi" w:eastAsiaTheme="majorEastAsia" w:hAnsiTheme="majorHAnsi" w:cstheme="majorBidi"/>
+      <w:rFonts w:ascii="Arial" w:hAnsi="Arial" w:cs="Arial" w:eastAsia="Arial"/>
       <w:i/>
       <w:iCs/>
       <w:color w:val="243F60" w:themeColor="accent1" w:themeShade="7F"/>
@@ -13705,7 +13705,7 @@
       <w:outlineLvl w:val="6"/>
     </w:pPr>
     <w:rPr>
-      <w:rFonts w:asciiTheme="majorHAnsi" w:eastAsiaTheme="majorEastAsia" w:hAnsiTheme="majorHAnsi" w:cstheme="majorBidi"/>
+      <w:rFonts w:ascii="Arial" w:hAnsi="Arial" w:cs="Arial" w:eastAsia="Arial"/>
       <w:i/>
       <w:iCs/>
       <w:color w:val="404040" w:themeColor="text1" w:themeTint="BF"/>
@@ -13728,7 +13728,7 @@
       <w:outlineLvl w:val="7"/>
     </w:pPr>
     <w:rPr>
-      <w:rFonts w:asciiTheme="majorHAnsi" w:eastAsiaTheme="majorEastAsia" w:hAnsiTheme="majorHAnsi" w:cstheme="majorBidi"/>
+      <w:rFonts w:ascii="Arial" w:hAnsi="Arial" w:cs="Arial" w:eastAsia="Arial"/>
       <w:color w:val="4F81BD" w:themeColor="accent1"/>
       <w:sz w:val="20"/>
       <w:szCs w:val="20"/>
@@ -13751,7 +13751,7 @@
       <w:outlineLvl w:val="8"/>
     </w:pPr>
     <w:rPr>
-      <w:rFonts w:asciiTheme="majorHAnsi" w:eastAsiaTheme="majorEastAsia" w:hAnsiTheme="majorHAnsi" w:cstheme="majorBidi"/>
+      <w:rFonts w:ascii="Arial" w:hAnsi="Arial" w:cs="Arial" w:eastAsia="Arial"/>
       <w:i/>
       <w:iCs/>
       <w:color w:val="404040" w:themeColor="text1" w:themeTint="BF"/>
@@ -13802,7 +13802,7 @@
     <w:uiPriority w:val="9"/>
     <w:rsid w:val="00FC693F"/>
     <w:rPr>
-      <w:rFonts w:asciiTheme="majorHAnsi" w:eastAsiaTheme="majorEastAsia" w:hAnsiTheme="majorHAnsi" w:cstheme="majorBidi"/>
+      <w:rFonts w:ascii="Arial" w:hAnsi="Arial" w:cs="Arial" w:eastAsia="Arial"/>
       <w:b/>
       <w:bCs/>
       <w:color w:val="365F91" w:themeColor="accent1" w:themeShade="BF"/>
@@ -13817,7 +13817,7 @@
     <w:uiPriority w:val="9"/>
     <w:rsid w:val="00FC693F"/>
     <w:rPr>
-      <w:rFonts w:asciiTheme="majorHAnsi" w:eastAsiaTheme="majorEastAsia" w:hAnsiTheme="majorHAnsi" w:cstheme="majorBidi"/>
+      <w:rFonts w:ascii="Arial" w:hAnsi="Arial" w:cs="Arial" w:eastAsia="Arial"/>
       <w:b/>
       <w:bCs/>
       <w:color w:val="4F81BD" w:themeColor="accent1"/>
@@ -13832,7 +13832,7 @@
     <w:uiPriority w:val="9"/>
     <w:rsid w:val="00FC693F"/>
     <w:rPr>
-      <w:rFonts w:asciiTheme="majorHAnsi" w:eastAsiaTheme="majorEastAsia" w:hAnsiTheme="majorHAnsi" w:cstheme="majorBidi"/>
+      <w:rFonts w:ascii="Arial" w:hAnsi="Arial" w:cs="Arial" w:eastAsia="Arial"/>
       <w:b/>
       <w:bCs/>
       <w:color w:val="4F81BD" w:themeColor="accent1"/>
@@ -13854,7 +13854,7 @@
       <w:contextualSpacing/>
     </w:pPr>
     <w:rPr>
-      <w:rFonts w:asciiTheme="majorHAnsi" w:eastAsiaTheme="majorEastAsia" w:hAnsiTheme="majorHAnsi" w:cstheme="majorBidi"/>
+      <w:rFonts w:ascii="Arial" w:hAnsi="Arial" w:cs="Arial" w:eastAsia="Arial"/>
       <w:color w:val="17365D" w:themeColor="text2" w:themeShade="BF"/>
       <w:spacing w:val="5"/>
       <w:kern w:val="28"/>
@@ -13869,7 +13869,7 @@
     <w:uiPriority w:val="10"/>
     <w:rsid w:val="00FC693F"/>
     <w:rPr>
-      <w:rFonts w:asciiTheme="majorHAnsi" w:eastAsiaTheme="majorEastAsia" w:hAnsiTheme="majorHAnsi" w:cstheme="majorBidi"/>
+      <w:rFonts w:ascii="Arial" w:hAnsi="Arial" w:cs="Arial" w:eastAsia="Arial"/>
       <w:color w:val="17365D" w:themeColor="text2" w:themeShade="BF"/>
       <w:spacing w:val="5"/>
       <w:kern w:val="28"/>
@@ -13891,7 +13891,7 @@
       </w:numPr>
     </w:pPr>
     <w:rPr>
-      <w:rFonts w:asciiTheme="majorHAnsi" w:eastAsiaTheme="majorEastAsia" w:hAnsiTheme="majorHAnsi" w:cstheme="majorBidi"/>
+      <w:rFonts w:ascii="Arial" w:hAnsi="Arial" w:cs="Arial" w:eastAsia="Arial"/>
       <w:i/>
       <w:iCs/>
       <w:color w:val="4F81BD" w:themeColor="accent1"/>
@@ -13907,7 +13907,7 @@
     <w:uiPriority w:val="11"/>
     <w:rsid w:val="00FC693F"/>
     <w:rPr>
-      <w:rFonts w:asciiTheme="majorHAnsi" w:eastAsiaTheme="majorEastAsia" w:hAnsiTheme="majorHAnsi" w:cstheme="majorBidi"/>
+      <w:rFonts w:ascii="Arial" w:hAnsi="Arial" w:cs="Arial" w:eastAsia="Arial"/>
       <w:i/>
       <w:iCs/>
       <w:color w:val="4F81BD" w:themeColor="accent1"/>
@@ -14154,7 +14154,7 @@
       </w:tabs>
     </w:pPr>
     <w:rPr>
-      <w:rFonts w:ascii="Courier" w:hAnsi="Courier"/>
+      <w:rFonts w:ascii="Arial" w:hAnsi="Arial" w:cs="Arial" w:eastAsia="Arial"/>
       <w:sz w:val="20"/>
       <w:szCs w:val="20"/>
     </w:rPr>
@@ -14166,7 +14166,7 @@
     <w:uiPriority w:val="99"/>
     <w:rsid w:val="0029639D"/>
     <w:rPr>
-      <w:rFonts w:ascii="Courier" w:hAnsi="Courier"/>
+      <w:rFonts w:ascii="Arial" w:hAnsi="Arial" w:cs="Arial" w:eastAsia="Arial"/>
       <w:sz w:val="20"/>
       <w:szCs w:val="20"/>
     </w:rPr>
@@ -14205,7 +14205,7 @@
     <w:semiHidden/>
     <w:rsid w:val="00FC693F"/>
     <w:rPr>
-      <w:rFonts w:asciiTheme="majorHAnsi" w:eastAsiaTheme="majorEastAsia" w:hAnsiTheme="majorHAnsi" w:cstheme="majorBidi"/>
+      <w:rFonts w:ascii="Arial" w:hAnsi="Arial" w:cs="Arial" w:eastAsia="Arial"/>
       <w:b/>
       <w:bCs/>
       <w:i/>
@@ -14221,7 +14221,7 @@
     <w:semiHidden/>
     <w:rsid w:val="00FC693F"/>
     <w:rPr>
-      <w:rFonts w:asciiTheme="majorHAnsi" w:eastAsiaTheme="majorEastAsia" w:hAnsiTheme="majorHAnsi" w:cstheme="majorBidi"/>
+      <w:rFonts w:ascii="Arial" w:hAnsi="Arial" w:cs="Arial" w:eastAsia="Arial"/>
       <w:color w:val="243F60" w:themeColor="accent1" w:themeShade="7F"/>
     </w:rPr>
   </w:style>
@@ -14233,7 +14233,7 @@
     <w:semiHidden/>
     <w:rsid w:val="00FC693F"/>
     <w:rPr>
-      <w:rFonts w:asciiTheme="majorHAnsi" w:eastAsiaTheme="majorEastAsia" w:hAnsiTheme="majorHAnsi" w:cstheme="majorBidi"/>
+      <w:rFonts w:ascii="Arial" w:hAnsi="Arial" w:cs="Arial" w:eastAsia="Arial"/>
       <w:i/>
       <w:iCs/>
       <w:color w:val="243F60" w:themeColor="accent1" w:themeShade="7F"/>
@@ -14247,7 +14247,7 @@
     <w:semiHidden/>
     <w:rsid w:val="00FC693F"/>
     <w:rPr>
-      <w:rFonts w:asciiTheme="majorHAnsi" w:eastAsiaTheme="majorEastAsia" w:hAnsiTheme="majorHAnsi" w:cstheme="majorBidi"/>
+      <w:rFonts w:ascii="Arial" w:hAnsi="Arial" w:cs="Arial" w:eastAsia="Arial"/>
       <w:i/>
       <w:iCs/>
       <w:color w:val="404040" w:themeColor="text1" w:themeTint="BF"/>
@@ -14261,7 +14261,7 @@
     <w:semiHidden/>
     <w:rsid w:val="00FC693F"/>
     <w:rPr>
-      <w:rFonts w:asciiTheme="majorHAnsi" w:eastAsiaTheme="majorEastAsia" w:hAnsiTheme="majorHAnsi" w:cstheme="majorBidi"/>
+      <w:rFonts w:ascii="Arial" w:hAnsi="Arial" w:cs="Arial" w:eastAsia="Arial"/>
       <w:color w:val="4F81BD" w:themeColor="accent1"/>
       <w:sz w:val="20"/>
       <w:szCs w:val="20"/>
@@ -14275,7 +14275,7 @@
     <w:semiHidden/>
     <w:rsid w:val="00FC693F"/>
     <w:rPr>
-      <w:rFonts w:asciiTheme="majorHAnsi" w:eastAsiaTheme="majorEastAsia" w:hAnsiTheme="majorHAnsi" w:cstheme="majorBidi"/>
+      <w:rFonts w:ascii="Arial" w:hAnsi="Arial" w:cs="Arial" w:eastAsia="Arial"/>
       <w:i/>
       <w:iCs/>
       <w:color w:val="404040" w:themeColor="text1" w:themeTint="BF"/>
@@ -15864,7 +15864,7 @@
         <w:spacing w:before="0" w:after="0" w:line="240" w:lineRule="auto"/>
       </w:pPr>
       <w:rPr>
-        <w:rFonts w:asciiTheme="majorHAnsi" w:eastAsiaTheme="majorEastAsia" w:hAnsiTheme="majorHAnsi" w:cstheme="majorBidi"/>
+        <w:rFonts w:ascii="Arial" w:hAnsi="Arial" w:cs="Arial" w:eastAsia="Arial"/>
         <w:b/>
         <w:bCs/>
       </w:rPr>
@@ -15885,7 +15885,7 @@
         <w:spacing w:before="0" w:after="0" w:line="240" w:lineRule="auto"/>
       </w:pPr>
       <w:rPr>
-        <w:rFonts w:asciiTheme="majorHAnsi" w:eastAsiaTheme="majorEastAsia" w:hAnsiTheme="majorHAnsi" w:cstheme="majorBidi"/>
+        <w:rFonts w:ascii="Arial" w:hAnsi="Arial" w:cs="Arial" w:eastAsia="Arial"/>
         <w:b/>
         <w:bCs/>
       </w:rPr>
@@ -15903,14 +15903,14 @@
     </w:tblStylePr>
     <w:tblStylePr w:type="firstCol">
       <w:rPr>
-        <w:rFonts w:asciiTheme="majorHAnsi" w:eastAsiaTheme="majorEastAsia" w:hAnsiTheme="majorHAnsi" w:cstheme="majorBidi"/>
+        <w:rFonts w:ascii="Arial" w:hAnsi="Arial" w:cs="Arial" w:eastAsia="Arial"/>
         <w:b/>
         <w:bCs/>
       </w:rPr>
     </w:tblStylePr>
     <w:tblStylePr w:type="lastCol">
       <w:rPr>
-        <w:rFonts w:asciiTheme="majorHAnsi" w:eastAsiaTheme="majorEastAsia" w:hAnsiTheme="majorHAnsi" w:cstheme="majorBidi"/>
+        <w:rFonts w:ascii="Arial" w:hAnsi="Arial" w:cs="Arial" w:eastAsia="Arial"/>
         <w:b/>
         <w:bCs/>
       </w:rPr>
@@ -15994,7 +15994,7 @@
         <w:spacing w:before="0" w:after="0" w:line="240" w:lineRule="auto"/>
       </w:pPr>
       <w:rPr>
-        <w:rFonts w:asciiTheme="majorHAnsi" w:eastAsiaTheme="majorEastAsia" w:hAnsiTheme="majorHAnsi" w:cstheme="majorBidi"/>
+        <w:rFonts w:ascii="Arial" w:hAnsi="Arial" w:cs="Arial" w:eastAsia="Arial"/>
         <w:b/>
         <w:bCs/>
       </w:rPr>
@@ -16015,7 +16015,7 @@
         <w:spacing w:before="0" w:after="0" w:line="240" w:lineRule="auto"/>
       </w:pPr>
       <w:rPr>
-        <w:rFonts w:asciiTheme="majorHAnsi" w:eastAsiaTheme="majorEastAsia" w:hAnsiTheme="majorHAnsi" w:cstheme="majorBidi"/>
+        <w:rFonts w:ascii="Arial" w:hAnsi="Arial" w:cs="Arial" w:eastAsia="Arial"/>
         <w:b/>
         <w:bCs/>
       </w:rPr>
@@ -16033,14 +16033,14 @@
     </w:tblStylePr>
     <w:tblStylePr w:type="firstCol">
       <w:rPr>
-        <w:rFonts w:asciiTheme="majorHAnsi" w:eastAsiaTheme="majorEastAsia" w:hAnsiTheme="majorHAnsi" w:cstheme="majorBidi"/>
+        <w:rFonts w:ascii="Arial" w:hAnsi="Arial" w:cs="Arial" w:eastAsia="Arial"/>
         <w:b/>
         <w:bCs/>
       </w:rPr>
     </w:tblStylePr>
     <w:tblStylePr w:type="lastCol">
       <w:rPr>
-        <w:rFonts w:asciiTheme="majorHAnsi" w:eastAsiaTheme="majorEastAsia" w:hAnsiTheme="majorHAnsi" w:cstheme="majorBidi"/>
+        <w:rFonts w:ascii="Arial" w:hAnsi="Arial" w:cs="Arial" w:eastAsia="Arial"/>
         <w:b/>
         <w:bCs/>
       </w:rPr>
@@ -16124,7 +16124,7 @@
         <w:spacing w:before="0" w:after="0" w:line="240" w:lineRule="auto"/>
       </w:pPr>
       <w:rPr>
-        <w:rFonts w:asciiTheme="majorHAnsi" w:eastAsiaTheme="majorEastAsia" w:hAnsiTheme="majorHAnsi" w:cstheme="majorBidi"/>
+        <w:rFonts w:ascii="Arial" w:hAnsi="Arial" w:cs="Arial" w:eastAsia="Arial"/>
         <w:b/>
         <w:bCs/>
       </w:rPr>
@@ -16145,7 +16145,7 @@
         <w:spacing w:before="0" w:after="0" w:line="240" w:lineRule="auto"/>
       </w:pPr>
       <w:rPr>
-        <w:rFonts w:asciiTheme="majorHAnsi" w:eastAsiaTheme="majorEastAsia" w:hAnsiTheme="majorHAnsi" w:cstheme="majorBidi"/>
+        <w:rFonts w:ascii="Arial" w:hAnsi="Arial" w:cs="Arial" w:eastAsia="Arial"/>
         <w:b/>
         <w:bCs/>
       </w:rPr>
@@ -16163,14 +16163,14 @@
     </w:tblStylePr>
     <w:tblStylePr w:type="firstCol">
       <w:rPr>
-        <w:rFonts w:asciiTheme="majorHAnsi" w:eastAsiaTheme="majorEastAsia" w:hAnsiTheme="majorHAnsi" w:cstheme="majorBidi"/>
+        <w:rFonts w:ascii="Arial" w:hAnsi="Arial" w:cs="Arial" w:eastAsia="Arial"/>
         <w:b/>
         <w:bCs/>
       </w:rPr>
     </w:tblStylePr>
     <w:tblStylePr w:type="lastCol">
       <w:rPr>
-        <w:rFonts w:asciiTheme="majorHAnsi" w:eastAsiaTheme="majorEastAsia" w:hAnsiTheme="majorHAnsi" w:cstheme="majorBidi"/>
+        <w:rFonts w:ascii="Arial" w:hAnsi="Arial" w:cs="Arial" w:eastAsia="Arial"/>
         <w:b/>
         <w:bCs/>
       </w:rPr>
@@ -16254,7 +16254,7 @@
         <w:spacing w:before="0" w:after="0" w:line="240" w:lineRule="auto"/>
       </w:pPr>
       <w:rPr>
-        <w:rFonts w:asciiTheme="majorHAnsi" w:eastAsiaTheme="majorEastAsia" w:hAnsiTheme="majorHAnsi" w:cstheme="majorBidi"/>
+        <w:rFonts w:ascii="Arial" w:hAnsi="Arial" w:cs="Arial" w:eastAsia="Arial"/>
         <w:b/>
         <w:bCs/>
       </w:rPr>
@@ -16275,7 +16275,7 @@
         <w:spacing w:before="0" w:after="0" w:line="240" w:lineRule="auto"/>
       </w:pPr>
       <w:rPr>
-        <w:rFonts w:asciiTheme="majorHAnsi" w:eastAsiaTheme="majorEastAsia" w:hAnsiTheme="majorHAnsi" w:cstheme="majorBidi"/>
+        <w:rFonts w:ascii="Arial" w:hAnsi="Arial" w:cs="Arial" w:eastAsia="Arial"/>
         <w:b/>
         <w:bCs/>
       </w:rPr>
@@ -16293,14 +16293,14 @@
     </w:tblStylePr>
     <w:tblStylePr w:type="firstCol">
       <w:rPr>
-        <w:rFonts w:asciiTheme="majorHAnsi" w:eastAsiaTheme="majorEastAsia" w:hAnsiTheme="majorHAnsi" w:cstheme="majorBidi"/>
+        <w:rFonts w:ascii="Arial" w:hAnsi="Arial" w:cs="Arial" w:eastAsia="Arial"/>
         <w:b/>
         <w:bCs/>
       </w:rPr>
     </w:tblStylePr>
     <w:tblStylePr w:type="lastCol">
       <w:rPr>
-        <w:rFonts w:asciiTheme="majorHAnsi" w:eastAsiaTheme="majorEastAsia" w:hAnsiTheme="majorHAnsi" w:cstheme="majorBidi"/>
+        <w:rFonts w:ascii="Arial" w:hAnsi="Arial" w:cs="Arial" w:eastAsia="Arial"/>
         <w:b/>
         <w:bCs/>
       </w:rPr>
@@ -16384,7 +16384,7 @@
         <w:spacing w:before="0" w:after="0" w:line="240" w:lineRule="auto"/>
       </w:pPr>
       <w:rPr>
-        <w:rFonts w:asciiTheme="majorHAnsi" w:eastAsiaTheme="majorEastAsia" w:hAnsiTheme="majorHAnsi" w:cstheme="majorBidi"/>
+        <w:rFonts w:ascii="Arial" w:hAnsi="Arial" w:cs="Arial" w:eastAsia="Arial"/>
         <w:b/>
         <w:bCs/>
       </w:rPr>
@@ -16405,7 +16405,7 @@
         <w:spacing w:before="0" w:after="0" w:line="240" w:lineRule="auto"/>
       </w:pPr>
       <w:rPr>
-        <w:rFonts w:asciiTheme="majorHAnsi" w:eastAsiaTheme="majorEastAsia" w:hAnsiTheme="majorHAnsi" w:cstheme="majorBidi"/>
+        <w:rFonts w:ascii="Arial" w:hAnsi="Arial" w:cs="Arial" w:eastAsia="Arial"/>
         <w:b/>
         <w:bCs/>
       </w:rPr>
@@ -16423,14 +16423,14 @@
     </w:tblStylePr>
     <w:tblStylePr w:type="firstCol">
       <w:rPr>
-        <w:rFonts w:asciiTheme="majorHAnsi" w:eastAsiaTheme="majorEastAsia" w:hAnsiTheme="majorHAnsi" w:cstheme="majorBidi"/>
+        <w:rFonts w:ascii="Arial" w:hAnsi="Arial" w:cs="Arial" w:eastAsia="Arial"/>
         <w:b/>
         <w:bCs/>
       </w:rPr>
     </w:tblStylePr>
     <w:tblStylePr w:type="lastCol">
       <w:rPr>
-        <w:rFonts w:asciiTheme="majorHAnsi" w:eastAsiaTheme="majorEastAsia" w:hAnsiTheme="majorHAnsi" w:cstheme="majorBidi"/>
+        <w:rFonts w:ascii="Arial" w:hAnsi="Arial" w:cs="Arial" w:eastAsia="Arial"/>
         <w:b/>
         <w:bCs/>
       </w:rPr>
@@ -16514,7 +16514,7 @@
         <w:spacing w:before="0" w:after="0" w:line="240" w:lineRule="auto"/>
       </w:pPr>
       <w:rPr>
-        <w:rFonts w:asciiTheme="majorHAnsi" w:eastAsiaTheme="majorEastAsia" w:hAnsiTheme="majorHAnsi" w:cstheme="majorBidi"/>
+        <w:rFonts w:ascii="Arial" w:hAnsi="Arial" w:cs="Arial" w:eastAsia="Arial"/>
         <w:b/>
         <w:bCs/>
       </w:rPr>
@@ -16535,7 +16535,7 @@
         <w:spacing w:before="0" w:after="0" w:line="240" w:lineRule="auto"/>
       </w:pPr>
       <w:rPr>
-        <w:rFonts w:asciiTheme="majorHAnsi" w:eastAsiaTheme="majorEastAsia" w:hAnsiTheme="majorHAnsi" w:cstheme="majorBidi"/>
+        <w:rFonts w:ascii="Arial" w:hAnsi="Arial" w:cs="Arial" w:eastAsia="Arial"/>
         <w:b/>
         <w:bCs/>
       </w:rPr>
@@ -16553,14 +16553,14 @@
     </w:tblStylePr>
     <w:tblStylePr w:type="firstCol">
       <w:rPr>
-        <w:rFonts w:asciiTheme="majorHAnsi" w:eastAsiaTheme="majorEastAsia" w:hAnsiTheme="majorHAnsi" w:cstheme="majorBidi"/>
+        <w:rFonts w:ascii="Arial" w:hAnsi="Arial" w:cs="Arial" w:eastAsia="Arial"/>
         <w:b/>
         <w:bCs/>
       </w:rPr>
     </w:tblStylePr>
     <w:tblStylePr w:type="lastCol">
       <w:rPr>
-        <w:rFonts w:asciiTheme="majorHAnsi" w:eastAsiaTheme="majorEastAsia" w:hAnsiTheme="majorHAnsi" w:cstheme="majorBidi"/>
+        <w:rFonts w:ascii="Arial" w:hAnsi="Arial" w:cs="Arial" w:eastAsia="Arial"/>
         <w:b/>
         <w:bCs/>
       </w:rPr>
@@ -16644,7 +16644,7 @@
         <w:spacing w:before="0" w:after="0" w:line="240" w:lineRule="auto"/>
       </w:pPr>
       <w:rPr>
-        <w:rFonts w:asciiTheme="majorHAnsi" w:eastAsiaTheme="majorEastAsia" w:hAnsiTheme="majorHAnsi" w:cstheme="majorBidi"/>
+        <w:rFonts w:ascii="Arial" w:hAnsi="Arial" w:cs="Arial" w:eastAsia="Arial"/>
         <w:b/>
         <w:bCs/>
       </w:rPr>
@@ -16665,7 +16665,7 @@
         <w:spacing w:before="0" w:after="0" w:line="240" w:lineRule="auto"/>
       </w:pPr>
       <w:rPr>
-        <w:rFonts w:asciiTheme="majorHAnsi" w:eastAsiaTheme="majorEastAsia" w:hAnsiTheme="majorHAnsi" w:cstheme="majorBidi"/>
+        <w:rFonts w:ascii="Arial" w:hAnsi="Arial" w:cs="Arial" w:eastAsia="Arial"/>
         <w:b/>
         <w:bCs/>
       </w:rPr>
@@ -16683,14 +16683,14 @@
     </w:tblStylePr>
     <w:tblStylePr w:type="firstCol">
       <w:rPr>
-        <w:rFonts w:asciiTheme="majorHAnsi" w:eastAsiaTheme="majorEastAsia" w:hAnsiTheme="majorHAnsi" w:cstheme="majorBidi"/>
+        <w:rFonts w:ascii="Arial" w:hAnsi="Arial" w:cs="Arial" w:eastAsia="Arial"/>
         <w:b/>
         <w:bCs/>
       </w:rPr>
     </w:tblStylePr>
     <w:tblStylePr w:type="lastCol">
       <w:rPr>
-        <w:rFonts w:asciiTheme="majorHAnsi" w:eastAsiaTheme="majorEastAsia" w:hAnsiTheme="majorHAnsi" w:cstheme="majorBidi"/>
+        <w:rFonts w:ascii="Arial" w:hAnsi="Arial" w:cs="Arial" w:eastAsia="Arial"/>
         <w:b/>
         <w:bCs/>
       </w:rPr>
@@ -18555,7 +18555,7 @@
     </w:tblPr>
     <w:tblStylePr w:type="firstRow">
       <w:rPr>
-        <w:rFonts w:asciiTheme="majorHAnsi" w:eastAsiaTheme="majorEastAsia" w:hAnsiTheme="majorHAnsi" w:cstheme="majorBidi"/>
+        <w:rFonts w:ascii="Arial" w:hAnsi="Arial" w:cs="Arial" w:eastAsia="Arial"/>
       </w:rPr>
       <w:tblPr/>
       <w:tcPr>
@@ -18639,7 +18639,7 @@
     </w:tblPr>
     <w:tblStylePr w:type="firstRow">
       <w:rPr>
-        <w:rFonts w:asciiTheme="majorHAnsi" w:eastAsiaTheme="majorEastAsia" w:hAnsiTheme="majorHAnsi" w:cstheme="majorBidi"/>
+        <w:rFonts w:ascii="Arial" w:hAnsi="Arial" w:cs="Arial" w:eastAsia="Arial"/>
       </w:rPr>
       <w:tblPr/>
       <w:tcPr>
@@ -18723,7 +18723,7 @@
     </w:tblPr>
     <w:tblStylePr w:type="firstRow">
       <w:rPr>
-        <w:rFonts w:asciiTheme="majorHAnsi" w:eastAsiaTheme="majorEastAsia" w:hAnsiTheme="majorHAnsi" w:cstheme="majorBidi"/>
+        <w:rFonts w:ascii="Arial" w:hAnsi="Arial" w:cs="Arial" w:eastAsia="Arial"/>
       </w:rPr>
       <w:tblPr/>
       <w:tcPr>
@@ -18807,7 +18807,7 @@
     </w:tblPr>
     <w:tblStylePr w:type="firstRow">
       <w:rPr>
-        <w:rFonts w:asciiTheme="majorHAnsi" w:eastAsiaTheme="majorEastAsia" w:hAnsiTheme="majorHAnsi" w:cstheme="majorBidi"/>
+        <w:rFonts w:ascii="Arial" w:hAnsi="Arial" w:cs="Arial" w:eastAsia="Arial"/>
       </w:rPr>
       <w:tblPr/>
       <w:tcPr>
@@ -18891,7 +18891,7 @@
     </w:tblPr>
     <w:tblStylePr w:type="firstRow">
       <w:rPr>
-        <w:rFonts w:asciiTheme="majorHAnsi" w:eastAsiaTheme="majorEastAsia" w:hAnsiTheme="majorHAnsi" w:cstheme="majorBidi"/>
+        <w:rFonts w:ascii="Arial" w:hAnsi="Arial" w:cs="Arial" w:eastAsia="Arial"/>
       </w:rPr>
       <w:tblPr/>
       <w:tcPr>
@@ -18975,7 +18975,7 @@
     </w:tblPr>
     <w:tblStylePr w:type="firstRow">
       <w:rPr>
-        <w:rFonts w:asciiTheme="majorHAnsi" w:eastAsiaTheme="majorEastAsia" w:hAnsiTheme="majorHAnsi" w:cstheme="majorBidi"/>
+        <w:rFonts w:ascii="Arial" w:hAnsi="Arial" w:cs="Arial" w:eastAsia="Arial"/>
       </w:rPr>
       <w:tblPr/>
       <w:tcPr>
@@ -19059,7 +19059,7 @@
     </w:tblPr>
     <w:tblStylePr w:type="firstRow">
       <w:rPr>
-        <w:rFonts w:asciiTheme="majorHAnsi" w:eastAsiaTheme="majorEastAsia" w:hAnsiTheme="majorHAnsi" w:cstheme="majorBidi"/>
+        <w:rFonts w:ascii="Arial" w:hAnsi="Arial" w:cs="Arial" w:eastAsia="Arial"/>
       </w:rPr>
       <w:tblPr/>
       <w:tcPr>
@@ -19124,7 +19124,7 @@
       <w:spacing w:after="0" w:line="240" w:lineRule="auto"/>
     </w:pPr>
     <w:rPr>
-      <w:rFonts w:asciiTheme="majorHAnsi" w:eastAsiaTheme="majorEastAsia" w:hAnsiTheme="majorHAnsi" w:cstheme="majorBidi"/>
+      <w:rFonts w:ascii="Arial" w:hAnsi="Arial" w:cs="Arial" w:eastAsia="Arial"/>
       <w:color w:val="000000" w:themeColor="text1"/>
     </w:rPr>
     <w:tblPr>
@@ -19252,7 +19252,7 @@
       <w:spacing w:after="0" w:line="240" w:lineRule="auto"/>
     </w:pPr>
     <w:rPr>
-      <w:rFonts w:asciiTheme="majorHAnsi" w:eastAsiaTheme="majorEastAsia" w:hAnsiTheme="majorHAnsi" w:cstheme="majorBidi"/>
+      <w:rFonts w:ascii="Arial" w:hAnsi="Arial" w:cs="Arial" w:eastAsia="Arial"/>
       <w:color w:val="000000" w:themeColor="text1"/>
     </w:rPr>
     <w:tblPr>
@@ -19380,7 +19380,7 @@
       <w:spacing w:after="0" w:line="240" w:lineRule="auto"/>
     </w:pPr>
     <w:rPr>
-      <w:rFonts w:asciiTheme="majorHAnsi" w:eastAsiaTheme="majorEastAsia" w:hAnsiTheme="majorHAnsi" w:cstheme="majorBidi"/>
+      <w:rFonts w:ascii="Arial" w:hAnsi="Arial" w:cs="Arial" w:eastAsia="Arial"/>
       <w:color w:val="000000" w:themeColor="text1"/>
     </w:rPr>
     <w:tblPr>
@@ -19508,7 +19508,7 @@
       <w:spacing w:after="0" w:line="240" w:lineRule="auto"/>
     </w:pPr>
     <w:rPr>
-      <w:rFonts w:asciiTheme="majorHAnsi" w:eastAsiaTheme="majorEastAsia" w:hAnsiTheme="majorHAnsi" w:cstheme="majorBidi"/>
+      <w:rFonts w:ascii="Arial" w:hAnsi="Arial" w:cs="Arial" w:eastAsia="Arial"/>
       <w:color w:val="000000" w:themeColor="text1"/>
     </w:rPr>
     <w:tblPr>
@@ -19636,7 +19636,7 @@
       <w:spacing w:after="0" w:line="240" w:lineRule="auto"/>
     </w:pPr>
     <w:rPr>
-      <w:rFonts w:asciiTheme="majorHAnsi" w:eastAsiaTheme="majorEastAsia" w:hAnsiTheme="majorHAnsi" w:cstheme="majorBidi"/>
+      <w:rFonts w:ascii="Arial" w:hAnsi="Arial" w:cs="Arial" w:eastAsia="Arial"/>
       <w:color w:val="000000" w:themeColor="text1"/>
     </w:rPr>
     <w:tblPr>
@@ -19764,7 +19764,7 @@
       <w:spacing w:after="0" w:line="240" w:lineRule="auto"/>
     </w:pPr>
     <w:rPr>
-      <w:rFonts w:asciiTheme="majorHAnsi" w:eastAsiaTheme="majorEastAsia" w:hAnsiTheme="majorHAnsi" w:cstheme="majorBidi"/>
+      <w:rFonts w:ascii="Arial" w:hAnsi="Arial" w:cs="Arial" w:eastAsia="Arial"/>
       <w:color w:val="000000" w:themeColor="text1"/>
     </w:rPr>
     <w:tblPr>
@@ -19892,7 +19892,7 @@
       <w:spacing w:after="0" w:line="240" w:lineRule="auto"/>
     </w:pPr>
     <w:rPr>
-      <w:rFonts w:asciiTheme="majorHAnsi" w:eastAsiaTheme="majorEastAsia" w:hAnsiTheme="majorHAnsi" w:cstheme="majorBidi"/>
+      <w:rFonts w:ascii="Arial" w:hAnsi="Arial" w:cs="Arial" w:eastAsia="Arial"/>
       <w:color w:val="000000" w:themeColor="text1"/>
     </w:rPr>
     <w:tblPr>
@@ -20531,7 +20531,7 @@
       <w:spacing w:after="0" w:line="240" w:lineRule="auto"/>
     </w:pPr>
     <w:rPr>
-      <w:rFonts w:asciiTheme="majorHAnsi" w:eastAsiaTheme="majorEastAsia" w:hAnsiTheme="majorHAnsi" w:cstheme="majorBidi"/>
+      <w:rFonts w:ascii="Arial" w:hAnsi="Arial" w:cs="Arial" w:eastAsia="Arial"/>
       <w:color w:val="000000" w:themeColor="text1"/>
     </w:rPr>
     <w:tblPr>
@@ -20656,7 +20656,7 @@
       <w:spacing w:after="0" w:line="240" w:lineRule="auto"/>
     </w:pPr>
     <w:rPr>
-      <w:rFonts w:asciiTheme="majorHAnsi" w:eastAsiaTheme="majorEastAsia" w:hAnsiTheme="majorHAnsi" w:cstheme="majorBidi"/>
+      <w:rFonts w:ascii="Arial" w:hAnsi="Arial" w:cs="Arial" w:eastAsia="Arial"/>
       <w:color w:val="000000" w:themeColor="text1"/>
     </w:rPr>
     <w:tblPr>
@@ -20781,7 +20781,7 @@
       <w:spacing w:after="0" w:line="240" w:lineRule="auto"/>
     </w:pPr>
     <w:rPr>
-      <w:rFonts w:asciiTheme="majorHAnsi" w:eastAsiaTheme="majorEastAsia" w:hAnsiTheme="majorHAnsi" w:cstheme="majorBidi"/>
+      <w:rFonts w:ascii="Arial" w:hAnsi="Arial" w:cs="Arial" w:eastAsia="Arial"/>
       <w:color w:val="000000" w:themeColor="text1"/>
     </w:rPr>
     <w:tblPr>
@@ -20906,7 +20906,7 @@
       <w:spacing w:after="0" w:line="240" w:lineRule="auto"/>
     </w:pPr>
     <w:rPr>
-      <w:rFonts w:asciiTheme="majorHAnsi" w:eastAsiaTheme="majorEastAsia" w:hAnsiTheme="majorHAnsi" w:cstheme="majorBidi"/>
+      <w:rFonts w:ascii="Arial" w:hAnsi="Arial" w:cs="Arial" w:eastAsia="Arial"/>
       <w:color w:val="000000" w:themeColor="text1"/>
     </w:rPr>
     <w:tblPr>
@@ -21031,7 +21031,7 @@
       <w:spacing w:after="0" w:line="240" w:lineRule="auto"/>
     </w:pPr>
     <w:rPr>
-      <w:rFonts w:asciiTheme="majorHAnsi" w:eastAsiaTheme="majorEastAsia" w:hAnsiTheme="majorHAnsi" w:cstheme="majorBidi"/>
+      <w:rFonts w:ascii="Arial" w:hAnsi="Arial" w:cs="Arial" w:eastAsia="Arial"/>
       <w:color w:val="000000" w:themeColor="text1"/>
     </w:rPr>
     <w:tblPr>
@@ -21156,7 +21156,7 @@
       <w:spacing w:after="0" w:line="240" w:lineRule="auto"/>
     </w:pPr>
     <w:rPr>
-      <w:rFonts w:asciiTheme="majorHAnsi" w:eastAsiaTheme="majorEastAsia" w:hAnsiTheme="majorHAnsi" w:cstheme="majorBidi"/>
+      <w:rFonts w:ascii="Arial" w:hAnsi="Arial" w:cs="Arial" w:eastAsia="Arial"/>
       <w:color w:val="000000" w:themeColor="text1"/>
     </w:rPr>
     <w:tblPr>
@@ -21281,7 +21281,7 @@
       <w:spacing w:after="0" w:line="240" w:lineRule="auto"/>
     </w:pPr>
     <w:rPr>
-      <w:rFonts w:asciiTheme="majorHAnsi" w:eastAsiaTheme="majorEastAsia" w:hAnsiTheme="majorHAnsi" w:cstheme="majorBidi"/>
+      <w:rFonts w:ascii="Arial" w:hAnsi="Arial" w:cs="Arial" w:eastAsia="Arial"/>
       <w:color w:val="000000" w:themeColor="text1"/>
     </w:rPr>
     <w:tblPr>
@@ -25234,7 +25234,7 @@
     </a:clrScheme>
     <a:fontScheme name="Office">
       <a:majorFont>
-        <a:latin typeface="Calibri"/>
+        <a:latin typeface="Arial"/>
         <a:ea typeface=""/>
         <a:cs typeface=""/>
         <a:font script="Jpan" typeface="ＭＳ ゴシック"/>
@@ -25269,7 +25269,7 @@
         <a:font script="Geor" typeface="Sylfaen"/>
       </a:majorFont>
       <a:minorFont>
-        <a:latin typeface="Cambria"/>
+        <a:latin typeface="Arial"/>
         <a:ea typeface=""/>
         <a:cs typeface=""/>
         <a:font script="Jpan" typeface="ＭＳ 明朝"/>

--- a/core/src/core/usecases/documents/builtin/blanks/invoice-vat.docx
+++ b/core/src/core/usecases/documents/builtin/blanks/invoice-vat.docx
@@ -141,7 +141,7 @@
                 <w:b w:val="0"/>
                 <w:sz w:val="18"/>
               </w:rPr>
-              <w:t>{{seller_inn}} / {{seller_kpp}}</w:t>
+              <w:t xml:space="preserve">{{seller_inn}}[[ / {{seller_kpp}}]]</w:t>
             </w:r>
           </w:p>
         </w:tc>
@@ -189,7 +189,7 @@
                 <w:b w:val="0"/>
                 <w:sz w:val="18"/>
               </w:rPr>
-              <w:t>{{seller_address}}</w:t>
+              <w:t xml:space="preserve">[[{{seller_address}}]]</w:t>
             </w:r>
           </w:p>
         </w:tc>
@@ -333,7 +333,7 @@
                 <w:b w:val="0"/>
                 <w:sz w:val="18"/>
               </w:rPr>
-              <w:t>{{seller_corr_account}}</w:t>
+              <w:t xml:space="preserve">[[{{seller_corr_account}}]]</w:t>
             </w:r>
           </w:p>
         </w:tc>
@@ -510,7 +510,7 @@
                 <w:b w:val="0"/>
                 <w:sz w:val="18"/>
               </w:rPr>
-              <w:t>{{client_inn}} / {{client_kpp}}</w:t>
+              <w:t xml:space="preserve">[[{{client_inn}}]][[ / {{client_kpp}}]]</w:t>
             </w:r>
           </w:p>
         </w:tc>
@@ -558,7 +558,7 @@
                 <w:b w:val="0"/>
                 <w:sz w:val="18"/>
               </w:rPr>
-              <w:t>{{client_address}}</w:t>
+              <w:t xml:space="preserve">[[{{client_address}}]]</w:t>
             </w:r>
           </w:p>
         </w:tc>
@@ -606,7 +606,7 @@
                 <w:b w:val="0"/>
                 <w:sz w:val="18"/>
               </w:rPr>
-              <w:t>{{basis}}</w:t>
+              <w:t xml:space="preserve">[[{{basis}}]]</w:t>
             </w:r>
           </w:p>
         </w:tc>
@@ -834,7 +834,7 @@
                 <w:b w:val="0"/>
                 <w:sz w:val="18"/>
               </w:rPr>
-              <w:t>{{item}}</w:t>
+              <w:t xml:space="preserve">{{items.name}}</w:t>
             </w:r>
           </w:p>
         </w:tc>
@@ -861,7 +861,7 @@
                 <w:b w:val="0"/>
                 <w:sz w:val="18"/>
               </w:rPr>
-              <w:t>{{quantity}}</w:t>
+              <w:t xml:space="preserve">{{items.quantity}}</w:t>
             </w:r>
           </w:p>
         </w:tc>
@@ -888,7 +888,7 @@
                 <w:b w:val="0"/>
                 <w:sz w:val="18"/>
               </w:rPr>
-              <w:t>{{unit}}</w:t>
+              <w:t xml:space="preserve">{{items.unit}}</w:t>
             </w:r>
           </w:p>
         </w:tc>
@@ -915,7 +915,7 @@
                 <w:b w:val="0"/>
                 <w:sz w:val="18"/>
               </w:rPr>
-              <w:t>{{total|per:quantity}}</w:t>
+              <w:t xml:space="preserve">{{items.price}}</w:t>
             </w:r>
           </w:p>
         </w:tc>
@@ -942,7 +942,7 @@
                 <w:b w:val="0"/>
                 <w:sz w:val="18"/>
               </w:rPr>
-              <w:t>{{total}}</w:t>
+              <w:t xml:space="preserve">{{items.amount}}</w:t>
             </w:r>
           </w:p>
         </w:tc>
@@ -1011,7 +1011,7 @@
                 <w:b/>
                 <w:sz w:val="18"/>
               </w:rPr>
-              <w:t>{{total}}</w:t>
+              <w:t xml:space="preserve">{{items|sum}}</w:t>
             </w:r>
           </w:p>
         </w:tc>
@@ -1055,7 +1055,7 @@
                 <w:b/>
                 <w:sz w:val="18"/>
               </w:rPr>
-              <w:t>{{vat_rate}}</w:t>
+              <w:t xml:space="preserve">[[{{vat_rate}}]]</w:t>
             </w:r>
           </w:p>
         </w:tc>
@@ -1099,7 +1099,7 @@
                 <w:b/>
                 <w:sz w:val="18"/>
               </w:rPr>
-              <w:t>{{total|vat:vat_rate}}</w:t>
+              <w:t xml:space="preserve">[[{{items|vat:vat_rate}}]]</w:t>
             </w:r>
           </w:p>
         </w:tc>
@@ -1143,7 +1143,7 @@
                 <w:b/>
                 <w:sz w:val="18"/>
               </w:rPr>
-              <w:t>{{total}}</w:t>
+              <w:t xml:space="preserve">{{items|sum}}</w:t>
             </w:r>
           </w:p>
         </w:tc>
@@ -1170,7 +1170,7 @@
           <w:b w:val="0"/>
           <w:sz w:val="20"/>
         </w:rPr>
-        <w:t>{{total|words}}</w:t>
+        <w:t xml:space="preserve">{{items|words}}</w:t>
       </w:r>
     </w:p>
     <w:tbl>
